--- a/semanas/plano_de_aula_semana03.docx
+++ b/semanas/plano_de_aula_semana03.docx
@@ -464,7 +464,7 @@
                 <w:sz w:val="20"/>
                 <w:szCs w:val="20"/>
               </w:rPr>
-              <w:t xml:space="preserve">4 encontros síncronos de ~50 min cada (~200 min totais) + tarefa complementar assíncrona (NetAcad, bônus) + atividade para entrega (infográfico Canva)</w:t>
+              <w:t xml:space="preserve">4 encontros síncronos de ~50 min cada (~200 min totais) + tarefa complementar assíncrona (Escola Virtual Gov/Enap, bônus) + atividade para entrega (infográfico Canva)</w:t>
             </w:r>
           </w:p>
         </w:tc>
@@ -731,7 +731,7 @@
           <w:sz w:val="21"/>
           <w:szCs w:val="21"/>
         </w:rPr>
-        <w:t xml:space="preserve">Missão 3 — Prática: explorar as configurações de rede (NAT/Bridge) da própria VM; tirar um snapshot; criar conta gratuita em um provedor de nuvem (AWS, Google Cloud ou Azure) e explorar o console sem custo.</w:t>
+        <w:t xml:space="preserve">Missão 3 — Prática: explorar as configurações de rede (NAT/Bridge) da própria VM; tirar um snapshot; acessar o Azure for Students/Azure Education e explorar o console sem custo.</w:t>
       </w:r>
     </w:p>
     <w:p>
@@ -814,7 +814,7 @@
           <w:sz w:val="21"/>
           <w:szCs w:val="21"/>
         </w:rPr>
-        <w:t xml:space="preserve">Autonomia de estudo — trilhas de nivelamento externas (Cisco NetAcad, AWS Skill Builder, Google Cloud Skills Boost) como complemento não obrigatório.</w:t>
+        <w:t xml:space="preserve">Autonomia de estudo — trilhas de nivelamento externas (Escola Virtual Gov/Enap, Microsoft Learn) como complemento não obrigatório.</w:t>
       </w:r>
     </w:p>
     <w:p>
@@ -2291,7 +2291,7 @@
                 <w:sz w:val="20"/>
                 <w:szCs w:val="20"/>
               </w:rPr>
-              <w:t xml:space="preserve">Criação de conta gratuita em AWS, Google Cloud ou Azure e exploração guiada do console — sem criar recursos pagos.</w:t>
+              <w:t xml:space="preserve">Acesso ao Azure for Students/Azure Education (já disponível via Centro Paula Souza) e exploração guiada do console — sem criar recursos pagos.</w:t>
             </w:r>
           </w:p>
         </w:tc>
@@ -2845,7 +2845,7 @@
                 <w:sz w:val="20"/>
                 <w:szCs w:val="20"/>
               </w:rPr>
-              <w:t xml:space="preserve">Tarefa complementar NetAcad (Módulo 9, bônus) e teaser da Semana 04 (Linux Aprofundado).</w:t>
+              <w:t xml:space="preserve">Tarefa complementar Escola Virtual Gov/Enap (Administração de Serviços na Nuvem de Governo, bônus) e teaser da Semana 04 (Linux Aprofundado).</w:t>
             </w:r>
           </w:p>
         </w:tc>
@@ -2901,7 +2901,7 @@
           <w:sz w:val="21"/>
           <w:szCs w:val="21"/>
         </w:rPr>
-        <w:t xml:space="preserve">Acesso à internet estável, para criar conta em provedor de nuvem gratuito (AWS, Google Cloud ou Azure).</w:t>
+        <w:t xml:space="preserve">Acesso à internet estável, para acessar o Azure for Students/Azure Education (créditos já disponíveis via Centro Paula Souza).</w:t>
       </w:r>
     </w:p>
     <w:p>
@@ -3051,7 +3051,7 @@
           <w:sz w:val="21"/>
           <w:szCs w:val="21"/>
         </w:rPr>
-        <w:t xml:space="preserve">Comprovante da tarefa complementar NetAcad (Módulo 9: Virtualization and Cloud Computing) — bônus, não obrigatório.</w:t>
+        <w:t xml:space="preserve">Comprovante da tarefa complementar Escola Virtual Gov/Enap (Administração de Serviços na Nuvem de Governo) — bônus, não obrigatório.</w:t>
       </w:r>
     </w:p>
     <w:p>
@@ -3195,19 +3195,7 @@
           <w:sz w:val="21"/>
           <w:szCs w:val="21"/>
         </w:rPr>
-        <w:t xml:space="preserve">CISCO NETWORKING ACADEMY. IT Essentials — Módulo 9: Virtualization and Cloud Computing. Disponível em: netacad.com.</w:t>
-      </w:r>
-    </w:p>
-    <w:p>
-      <w:pPr>
-        <w:spacing w:after="140"/>
-      </w:pPr>
-      <w:r>
-        <w:rPr>
-          <w:sz w:val="21"/>
-          <w:szCs w:val="21"/>
-        </w:rPr>
-        <w:t xml:space="preserve">AMAZON WEB SERVICES. AWS Cloud Practitioner Essentials. Disponível em: skillbuilder.aws.</w:t>
+        <w:t xml:space="preserve">ESCOLA VIRTUAL GOV — ENAP. Administração de Serviços na Nuvem de Governo. Disponível em: escolavirtual.gov.br.</w:t>
       </w:r>
     </w:p>
     <w:p>
